--- a/backend/templates/liste_gerants_sarlu_template.docx
+++ b/backend/templates/liste_gerants_sarlu_template.docx
@@ -174,7 +174,7 @@
           <w:sz w:val="36"/>
           <w:szCs w:val="36"/>
         </w:rPr>
-        <w:t xml:space="preserve">{civilite} {associe_nom_complet},  {associe_profession}, résident à {associe_ville_residence} de nationalité {associe_nationalite} née le {associe_date_naissance} à {associe_lieu_naissance} et titulaire de la CNI {numero_identite} délivré le {date_delivrance_id} et valable {date_validite_id} par la république de Côte d’Ivoire.     </w:t>
+        <w:t xml:space="preserve">{civilite} {associe_nom_complet},  {associe_profession}, résident à {associe_ville_residence} de nationalité {associe_nationalite} née le {associe_date_naissance} à {associe_lieu_naissance} et titulaire de la {type_identite} {numero_identite} délivré le {date_delivrance_id} et valable {date_validite_id} par la république de Côte d’Ivoire.     </w:t>
       </w:r>
     </w:p>
     <w:p>
